--- a/src/content/bios/Kotaite-AA 2025.docx
+++ b/src/content/bios/Kotaite-AA 2025.docx
@@ -1,6 +1,6 @@
 
 <file path=word/document.xml><?xml version="1.0" encoding="utf-8"?>
-<w:document xmlns:wpc="http://schemas.microsoft.com/office/word/2010/wordprocessingCanvas" xmlns:cx="http://schemas.microsoft.com/office/drawing/2014/chartex" xmlns:cx1="http://schemas.microsoft.com/office/drawing/2015/9/8/chartex" xmlns:cx2="http://schemas.microsoft.com/office/drawing/2015/10/21/chartex" xmlns:cx3="http://schemas.microsoft.com/office/drawing/2016/5/9/chartex" xmlns:cx4="http://schemas.microsoft.com/office/drawing/2016/5/10/chartex" xmlns:cx5="http://schemas.microsoft.com/office/drawing/2016/5/11/chartex" xmlns:cx6="http://schemas.microsoft.com/office/drawing/2016/5/12/chartex" xmlns:cx7="http://schemas.microsoft.com/office/drawing/2016/5/13/chartex" xmlns:cx8="http://schemas.microsoft.com/office/drawing/2016/5/14/chartex" xmlns:mc="http://schemas.openxmlformats.org/markup-compatibility/2006" xmlns:aink="http://schemas.microsoft.com/office/drawing/2016/ink" xmlns:am3d="http://schemas.microsoft.com/office/drawing/2017/model3d" xmlns:o="urn:schemas-microsoft-com:office:office" xmlns:oel="http://schemas.microsoft.com/office/2019/extlst" xmlns:r="http://schemas.openxmlformats.org/officeDocument/2006/relationships" xmlns:m="http://schemas.openxmlformats.org/officeDocument/2006/math" xmlns:v="urn:schemas-microsoft-com:vml" xmlns:wp14="http://schemas.microsoft.com/office/word/2010/wordprocessingDrawing" xmlns:wp="http://schemas.openxmlformats.org/drawingml/2006/wordprocessingDrawing" xmlns:w10="urn:schemas-microsoft-com:office:word" xmlns:w="http://schemas.openxmlformats.org/wordprocessingml/2006/main" xmlns:w14="http://schemas.microsoft.com/office/word/2010/wordml" xmlns:w15="http://schemas.microsoft.com/office/word/2012/wordml" xmlns:w16cex="http://schemas.microsoft.com/office/word/2018/wordml/cex" xmlns:w16cid="http://schemas.microsoft.com/office/word/2016/wordml/cid" xmlns:w16="http://schemas.microsoft.com/office/word/2018/wordml" xmlns:w16du="http://schemas.microsoft.com/office/word/2023/wordml/word16du" xmlns:w16sdtdh="http://schemas.microsoft.com/office/word/2020/wordml/sdtdatahash" xmlns:w16sdtfl="http://schemas.microsoft.com/office/word/2024/wordml/sdtformatlock" xmlns:w16se="http://schemas.microsoft.com/office/word/2015/wordml/symex" xmlns:wpg="http://schemas.microsoft.com/office/word/2010/wordprocessingGroup" xmlns:wpi="http://schemas.microsoft.com/office/word/2010/wordprocessingInk" xmlns:wne="http://schemas.microsoft.com/office/word/2006/wordml" xmlns:wps="http://schemas.microsoft.com/office/word/2010/wordprocessingShape" mc:Ignorable="w14 w15 w16se w16cid w16 w16cex w16sdtdh w16sdtfl w16du wp14">
+<w:document xmlns:wpc="http://schemas.microsoft.com/office/word/2010/wordprocessingCanvas" xmlns:cx="http://schemas.microsoft.com/office/drawing/2014/chartex" xmlns:cx1="http://schemas.microsoft.com/office/drawing/2015/9/8/chartex" xmlns:cx2="http://schemas.microsoft.com/office/drawing/2015/10/21/chartex" xmlns:cx3="http://schemas.microsoft.com/office/drawing/2016/5/9/chartex" xmlns:cx4="http://schemas.microsoft.com/office/drawing/2016/5/10/chartex" xmlns:cx5="http://schemas.microsoft.com/office/drawing/2016/5/11/chartex" xmlns:cx6="http://schemas.microsoft.com/office/drawing/2016/5/12/chartex" xmlns:cx7="http://schemas.microsoft.com/office/drawing/2016/5/13/chartex" xmlns:cx8="http://schemas.microsoft.com/office/drawing/2016/5/14/chartex" xmlns:mc="http://schemas.openxmlformats.org/markup-compatibility/2006" xmlns:m="http://schemas.openxmlformats.org/officeDocument/2006/math" xmlns:aink="http://schemas.microsoft.com/office/drawing/2016/ink" xmlns:am3d="http://schemas.microsoft.com/office/drawing/2017/model3d" xmlns:oel="http://schemas.microsoft.com/office/2019/extlst" xmlns:r="http://schemas.openxmlformats.org/officeDocument/2006/relationships" xmlns:wp14="http://schemas.microsoft.com/office/word/2010/wordprocessingDrawing" xmlns:wp="http://schemas.openxmlformats.org/drawingml/2006/wordprocessingDrawing" xmlns:wpg="http://schemas.microsoft.com/office/word/2010/wordprocessingGroup" xmlns:wpi="http://schemas.microsoft.com/office/word/2010/wordprocessingInk" xmlns:wps="http://schemas.microsoft.com/office/word/2010/wordprocessingShape" xmlns:o="urn:schemas-microsoft-com:office:office" xmlns:v="urn:schemas-microsoft-com:vml" xmlns:w10="urn:schemas-microsoft-com:office:word" xmlns:w="http://schemas.openxmlformats.org/wordprocessingml/2006/main" xmlns:w14="http://schemas.microsoft.com/office/word/2010/wordml" xmlns:w15="http://schemas.microsoft.com/office/word/2012/wordml" xmlns:w16cei="http://schemas.microsoft.com/office/word/2026/wordml/cei" xmlns:w16cex="http://schemas.microsoft.com/office/word/2018/wordml/cex" xmlns:w16cid="http://schemas.microsoft.com/office/word/2016/wordml/cid" xmlns:w16="http://schemas.microsoft.com/office/word/2018/wordml" xmlns:w16sdtdh="http://schemas.microsoft.com/office/word/2020/wordml/sdtdatahash" xmlns:w16sdtfl="http://schemas.microsoft.com/office/word/2024/wordml/sdtformatlock" xmlns:w16se="http://schemas.microsoft.com/office/word/2015/wordml/symex" xmlns:w16du="http://schemas.microsoft.com/office/word/2023/wordml/word16du" xmlns:wne="http://schemas.microsoft.com/office/word/2006/wordml" mc:Ignorable="w14 w15 w16se w16cid w16 w16cex w16sdtdh w16sdtfl w16du wp14">
   <w:body>
     <w:p>
       <w:pPr>
@@ -139,19 +139,8 @@
           <w:bCs/>
           <w:lang w:val="en-US"/>
         </w:rPr>
-        <w:t xml:space="preserve">, Lebanon and passed away 27 February 2014 in Montreal, Canada. He was the son of Adib </w:t>
-      </w:r>
-      <w:proofErr w:type="spellStart"/>
-      <w:r>
-        <w:rPr>
-          <w:rFonts w:cs="Times New Roman"/>
-          <w:b/>
-          <w:bCs/>
-          <w:lang w:val="en-US"/>
-        </w:rPr>
-        <w:t>Kotaite</w:t>
-      </w:r>
-      <w:proofErr w:type="spellEnd"/>
+        <w:t>, Lebanon and passed away 27 February 2014 in Montreal, Canada. He was the son of Adib Kotaite</w:t>
+      </w:r>
       <w:r>
         <w:rPr>
           <w:rFonts w:cs="Times New Roman"/>
@@ -293,15 +282,19 @@
       </w:pPr>
       <w:r>
         <w:rPr>
-          <w:rFonts w:cs="Times New Roman"/>
           <w:noProof/>
-          <w:lang w:val="en-US"/>
+        </w:rPr>
+        <w:t xml:space="preserve"> </w:t>
+      </w:r>
+      <w:r>
+        <w:rPr>
+          <w:noProof/>
         </w:rPr>
         <w:drawing>
-          <wp:inline distT="0" distB="0" distL="0" distR="0" wp14:anchorId="28BF1D09" wp14:editId="0F90A8FB">
-            <wp:extent cx="1549400" cy="2241550"/>
-            <wp:effectExtent l="0" t="0" r="0" b="6350"/>
-            <wp:docPr id="1525536761" name="Picture 1" descr="A person in a suit holding a book&#10;&#10;Description automatically generated"/>
+          <wp:inline distT="0" distB="0" distL="0" distR="0" wp14:anchorId="0F5F873E" wp14:editId="426DAEB8">
+            <wp:extent cx="1775404" cy="2983092"/>
+            <wp:effectExtent l="0" t="0" r="3175" b="1905"/>
+            <wp:docPr id="1016469861" name="Afbeelding 1"/>
             <wp:cNvGraphicFramePr>
               <a:graphicFrameLocks xmlns:a="http://schemas.openxmlformats.org/drawingml/2006/main" noChangeAspect="1"/>
             </wp:cNvGraphicFramePr>
@@ -309,39 +302,23 @@
               <a:graphicData uri="http://schemas.openxmlformats.org/drawingml/2006/picture">
                 <pic:pic xmlns:pic="http://schemas.openxmlformats.org/drawingml/2006/picture">
                   <pic:nvPicPr>
-                    <pic:cNvPr id="1525536761" name="Picture 1" descr="A person in a suit holding a book&#10;&#10;Description automatically generated"/>
-                    <pic:cNvPicPr>
-                      <a:picLocks noChangeAspect="1" noChangeArrowheads="1"/>
-                    </pic:cNvPicPr>
+                    <pic:cNvPr id="1016469861" name=""/>
+                    <pic:cNvPicPr/>
                   </pic:nvPicPr>
-                  <pic:blipFill rotWithShape="1">
-                    <a:blip r:embed="rId8">
-                      <a:extLst>
-                        <a:ext uri="{28A0092B-C50C-407E-A947-70E740481C1C}">
-                          <a14:useLocalDpi xmlns:a14="http://schemas.microsoft.com/office/drawing/2010/main" val="0"/>
-                        </a:ext>
-                      </a:extLst>
-                    </a:blip>
-                    <a:srcRect l="4814" t="2388" r="4814" b="3928"/>
-                    <a:stretch/>
+                  <pic:blipFill>
+                    <a:blip r:embed="rId8"/>
+                    <a:stretch>
+                      <a:fillRect/>
+                    </a:stretch>
                   </pic:blipFill>
-                  <pic:spPr bwMode="auto">
+                  <pic:spPr>
                     <a:xfrm>
                       <a:off x="0" y="0"/>
-                      <a:ext cx="1549400" cy="2241550"/>
+                      <a:ext cx="1801610" cy="3027123"/>
                     </a:xfrm>
                     <a:prstGeom prst="rect">
                       <a:avLst/>
                     </a:prstGeom>
-                    <a:noFill/>
-                    <a:ln>
-                      <a:noFill/>
-                    </a:ln>
-                    <a:extLst>
-                      <a:ext uri="{53640926-AAD7-44D8-BBD7-CCE9431645EC}">
-                        <a14:shadowObscured xmlns:a14="http://schemas.microsoft.com/office/drawing/2010/main"/>
-                      </a:ext>
-                    </a:extLst>
                   </pic:spPr>
                 </pic:pic>
               </a:graphicData>
@@ -373,18 +350,20 @@
         </w:rPr>
         <w:t xml:space="preserve">: </w:t>
       </w:r>
-      <w:hyperlink r:id="rId9" w:history="1">
-        <w:r>
-          <w:rPr>
-            <w:rStyle w:val="Hyperlink"/>
-            <w:rFonts w:cs="Times New Roman"/>
-            <w:color w:val="0070C0"/>
-            <w:u w:val="none"/>
-            <w:lang w:val="en-US"/>
-          </w:rPr>
-          <w:t>www.icao.int/about-icao/Pages/biography-president-kotaite.aspx</w:t>
-        </w:r>
-      </w:hyperlink>
+      <w:proofErr w:type="spellStart"/>
+      <w:r>
+        <w:rPr>
+          <w:rFonts w:cs="Times New Roman"/>
+        </w:rPr>
+        <w:t>Kotaite</w:t>
+      </w:r>
+      <w:proofErr w:type="spellEnd"/>
+      <w:r>
+        <w:rPr>
+          <w:rFonts w:cs="Times New Roman"/>
+        </w:rPr>
+        <w:t>, 4 May 2004, ICAO, Department of Transportation Staff</w:t>
+      </w:r>
     </w:p>
     <w:p>
       <w:pPr>
@@ -893,23 +872,7 @@
           <w:rFonts w:cs="Times New Roman"/>
           <w:lang w:val="en-US"/>
         </w:rPr>
-        <w:t xml:space="preserve">under the direction of Daniel </w:t>
-      </w:r>
-      <w:proofErr w:type="spellStart"/>
-      <w:r>
-        <w:rPr>
-          <w:rFonts w:cs="Times New Roman"/>
-          <w:lang w:val="en-US"/>
-        </w:rPr>
-        <w:t>Goedhuis</w:t>
-      </w:r>
-      <w:proofErr w:type="spellEnd"/>
-      <w:r>
-        <w:rPr>
-          <w:rFonts w:cs="Times New Roman"/>
-          <w:lang w:val="en-US"/>
-        </w:rPr>
-        <w:t xml:space="preserve">, </w:t>
+        <w:t xml:space="preserve">under the direction of Daniel Goedhuis, </w:t>
       </w:r>
       <w:r>
         <w:rPr>
@@ -1218,7 +1181,15 @@
           <w:rFonts w:cs="Times New Roman"/>
           <w:lang w:val="en-US"/>
         </w:rPr>
-        <w:t>e took on the Vice-Presidentship of the ICAO Council</w:t>
+        <w:t xml:space="preserve">e </w:t>
+      </w:r>
+      <w:r>
+        <w:rPr>
+          <w:rFonts w:cs="Times New Roman"/>
+          <w:lang w:val="en-US"/>
+        </w:rPr>
+        <w:lastRenderedPageBreak/>
+        <w:t>took on the Vice-Presidentship of the ICAO Council</w:t>
       </w:r>
       <w:r>
         <w:rPr>
@@ -1295,15 +1266,7 @@
           <w:rFonts w:cs="Times New Roman"/>
           <w:lang w:val="en-US"/>
         </w:rPr>
-        <w:t xml:space="preserve">‘highly </w:t>
-      </w:r>
-      <w:r>
-        <w:rPr>
-          <w:rFonts w:cs="Times New Roman"/>
-          <w:lang w:val="en-US"/>
-        </w:rPr>
-        <w:lastRenderedPageBreak/>
-        <w:t>strategic’ (</w:t>
+        <w:t>‘highly strategic’ (</w:t>
       </w:r>
       <w:proofErr w:type="spellStart"/>
       <w:r>
@@ -1581,17 +1544,8 @@
           <w:rFonts w:cs="Times New Roman"/>
           <w:lang w:val="en-US"/>
         </w:rPr>
-        <w:t xml:space="preserve">succeeding Dutchman Bernard </w:t>
-      </w:r>
-      <w:proofErr w:type="spellStart"/>
-      <w:r>
-        <w:rPr>
-          <w:rFonts w:cs="Times New Roman"/>
-          <w:lang w:val="en-US"/>
-        </w:rPr>
-        <w:t>Twigt</w:t>
-      </w:r>
-      <w:proofErr w:type="spellEnd"/>
+        <w:t>succeeding Dutchman Bernard Twigt</w:t>
+      </w:r>
       <w:r>
         <w:rPr>
           <w:rFonts w:cs="Times New Roman"/>
@@ -2592,7 +2546,15 @@
           <w:rFonts w:cs="Times New Roman"/>
           <w:lang w:val="en-US"/>
         </w:rPr>
-        <w:t xml:space="preserve">member states expressed concern over </w:t>
+        <w:t xml:space="preserve">member states expressed </w:t>
+      </w:r>
+      <w:r>
+        <w:rPr>
+          <w:rFonts w:cs="Times New Roman"/>
+          <w:lang w:val="en-US"/>
+        </w:rPr>
+        <w:lastRenderedPageBreak/>
+        <w:t xml:space="preserve">concern over </w:t>
       </w:r>
       <w:r>
         <w:rPr>
@@ -2750,7 +2712,6 @@
           <w:rFonts w:cs="Times New Roman"/>
           <w:lang w:val="en-US"/>
         </w:rPr>
-        <w:lastRenderedPageBreak/>
         <w:t xml:space="preserve">The </w:t>
       </w:r>
       <w:r>
@@ -3881,7 +3842,15 @@
           <w:rFonts w:cs="Times New Roman"/>
           <w:lang w:val="en-US"/>
         </w:rPr>
-        <w:t xml:space="preserve"> later pursued similar diplomatic efforts to facilitate airspace agreements between North and South Korea, aiming to establish reciprocal overflight rights and open-air corridors. </w:t>
+        <w:t xml:space="preserve"> later pursued similar diplomatic efforts to facilitate airspace agreements between North and South Korea, aiming to establish reciprocal overflight rights and open-air </w:t>
+      </w:r>
+      <w:r>
+        <w:rPr>
+          <w:rFonts w:cs="Times New Roman"/>
+          <w:lang w:val="en-US"/>
+        </w:rPr>
+        <w:lastRenderedPageBreak/>
+        <w:t xml:space="preserve">corridors. </w:t>
       </w:r>
       <w:r>
         <w:rPr>
@@ -3944,15 +3913,7 @@
           <w:rFonts w:cs="Times New Roman"/>
           <w:lang w:val="en-US"/>
         </w:rPr>
-        <w:t xml:space="preserve">Greek </w:t>
-      </w:r>
-      <w:r>
-        <w:rPr>
-          <w:rFonts w:cs="Times New Roman"/>
-          <w:lang w:val="en-US"/>
-        </w:rPr>
-        <w:lastRenderedPageBreak/>
-        <w:t>Turkish</w:t>
+        <w:t>Greek Turkish</w:t>
       </w:r>
       <w:r>
         <w:rPr>
@@ -5228,7 +5189,15 @@
           <w:rFonts w:cs="Times New Roman"/>
           <w:lang w:val="en-US"/>
         </w:rPr>
-        <w:t xml:space="preserve">These efforts culminated in the establishment of a system designed to harmonize safety standards and provide for an oversight mechanism, which evolved into the Universal Safety Oversight Audit </w:t>
+        <w:t xml:space="preserve">These efforts culminated in the establishment of a system designed to </w:t>
+      </w:r>
+      <w:r>
+        <w:rPr>
+          <w:rFonts w:cs="Times New Roman"/>
+          <w:lang w:val="en-US"/>
+        </w:rPr>
+        <w:lastRenderedPageBreak/>
+        <w:t xml:space="preserve">harmonize safety standards and provide for an oversight mechanism, which evolved into the Universal Safety Oversight Audit </w:t>
       </w:r>
       <w:proofErr w:type="spellStart"/>
       <w:r>
@@ -5332,15 +5301,7 @@
           <w:rFonts w:cs="Times New Roman"/>
           <w:lang w:val="en-US"/>
         </w:rPr>
-        <w:t xml:space="preserve"> </w:t>
-      </w:r>
-      <w:r>
-        <w:rPr>
-          <w:rFonts w:cs="Times New Roman"/>
-          <w:lang w:val="en-US"/>
-        </w:rPr>
-        <w:lastRenderedPageBreak/>
-        <w:t>address</w:t>
+        <w:t xml:space="preserve"> address</w:t>
       </w:r>
       <w:r>
         <w:rPr>
@@ -5746,7 +5707,70 @@
           <w:rFonts w:cs="Times New Roman"/>
           <w:lang w:val="en-US"/>
         </w:rPr>
-        <w:t xml:space="preserve"> Pierre </w:t>
+        <w:t xml:space="preserve"> Pierre Jeanniot and Giovanni Bisignani. While framed in personal terms</w:t>
+      </w:r>
+      <w:r>
+        <w:rPr>
+          <w:rFonts w:cs="Times New Roman"/>
+          <w:lang w:val="en-US"/>
+        </w:rPr>
+        <w:t xml:space="preserve">, </w:t>
+      </w:r>
+      <w:r>
+        <w:rPr>
+          <w:rFonts w:cs="Times New Roman"/>
+          <w:lang w:val="en-US"/>
+        </w:rPr>
+        <w:t xml:space="preserve">these relationships </w:t>
+      </w:r>
+      <w:r>
+        <w:rPr>
+          <w:rFonts w:cs="Times New Roman"/>
+          <w:lang w:val="en-US"/>
+        </w:rPr>
+        <w:t xml:space="preserve">also </w:t>
+      </w:r>
+      <w:r>
+        <w:rPr>
+          <w:rFonts w:cs="Times New Roman"/>
+          <w:lang w:val="en-US"/>
+        </w:rPr>
+        <w:t>served institutional objectives</w:t>
+      </w:r>
+      <w:r>
+        <w:rPr>
+          <w:rFonts w:cs="Times New Roman"/>
+          <w:lang w:val="en-US"/>
+        </w:rPr>
+        <w:t xml:space="preserve"> of </w:t>
+      </w:r>
+      <w:r>
+        <w:rPr>
+          <w:rFonts w:cs="Times New Roman"/>
+          <w:lang w:val="en-US"/>
+        </w:rPr>
+        <w:t>aligning regulatory and industry positions on multilateral</w:t>
+      </w:r>
+      <w:r>
+        <w:rPr>
+          <w:rFonts w:cs="Times New Roman"/>
+          <w:lang w:val="en-US"/>
+        </w:rPr>
+        <w:t xml:space="preserve"> and multistakeholder</w:t>
+      </w:r>
+      <w:r>
+        <w:rPr>
+          <w:rFonts w:cs="Times New Roman"/>
+          <w:lang w:val="en-US"/>
+        </w:rPr>
+        <w:t xml:space="preserve"> aviation issues.</w:t>
+      </w:r>
+      <w:r>
+        <w:rPr>
+          <w:rFonts w:cs="Times New Roman"/>
+          <w:lang w:val="en-US"/>
+        </w:rPr>
+        <w:t xml:space="preserve"> </w:t>
       </w:r>
       <w:proofErr w:type="spellStart"/>
       <w:r>
@@ -5754,7 +5778,14 @@
           <w:rFonts w:cs="Times New Roman"/>
           <w:lang w:val="en-US"/>
         </w:rPr>
-        <w:t>Jeanniot</w:t>
+        <w:t>Kotait</w:t>
+      </w:r>
+      <w:r>
+        <w:rPr>
+          <w:rFonts w:cs="Times New Roman"/>
+          <w:lang w:val="en-US"/>
+        </w:rPr>
+        <w:t>e</w:t>
       </w:r>
       <w:proofErr w:type="spellEnd"/>
       <w:r>
@@ -5762,7 +5793,175 @@
           <w:rFonts w:cs="Times New Roman"/>
           <w:lang w:val="en-US"/>
         </w:rPr>
-        <w:t xml:space="preserve"> and Giovanni Bisignani. While framed in personal terms</w:t>
+        <w:t xml:space="preserve"> placed particular importance on reinforcing personal relationships through face-to-face interactions, arguing that direct engagement, where he could observe an interlocutor’s reactions, held far greater value than remote communication. Due to his diplomatic leadership style, </w:t>
+      </w:r>
+      <w:proofErr w:type="spellStart"/>
+      <w:r>
+        <w:rPr>
+          <w:rFonts w:cs="Times New Roman"/>
+          <w:lang w:val="en-US"/>
+        </w:rPr>
+        <w:t>Kot</w:t>
+      </w:r>
+      <w:r>
+        <w:rPr>
+          <w:rFonts w:cs="Times New Roman"/>
+          <w:lang w:val="en-US"/>
+        </w:rPr>
+        <w:t>ai</w:t>
+      </w:r>
+      <w:r>
+        <w:rPr>
+          <w:rFonts w:cs="Times New Roman"/>
+          <w:lang w:val="en-US"/>
+        </w:rPr>
+        <w:t>te</w:t>
+      </w:r>
+      <w:proofErr w:type="spellEnd"/>
+      <w:r>
+        <w:rPr>
+          <w:rFonts w:cs="Times New Roman"/>
+          <w:lang w:val="en-US"/>
+        </w:rPr>
+        <w:t xml:space="preserve"> </w:t>
+      </w:r>
+      <w:r>
+        <w:rPr>
+          <w:rFonts w:cs="Times New Roman"/>
+          <w:lang w:val="en-US"/>
+        </w:rPr>
+        <w:t xml:space="preserve">also </w:t>
+      </w:r>
+      <w:r>
+        <w:rPr>
+          <w:rFonts w:cs="Times New Roman"/>
+          <w:lang w:val="en-US"/>
+        </w:rPr>
+        <w:t xml:space="preserve">developed close working relationships with numerous heads of state and high-level political figures. During the </w:t>
+      </w:r>
+      <w:r>
+        <w:rPr>
+          <w:rFonts w:cs="Times New Roman"/>
+          <w:lang w:val="en-US"/>
+        </w:rPr>
+        <w:t>20</w:t>
+      </w:r>
+      <w:r>
+        <w:rPr>
+          <w:rFonts w:cs="Times New Roman"/>
+          <w:vertAlign w:val="superscript"/>
+          <w:lang w:val="en-US"/>
+        </w:rPr>
+        <w:t>th</w:t>
+      </w:r>
+      <w:r>
+        <w:rPr>
+          <w:rFonts w:cs="Times New Roman"/>
+          <w:lang w:val="en-US"/>
+        </w:rPr>
+        <w:t xml:space="preserve"> </w:t>
+      </w:r>
+      <w:r>
+        <w:rPr>
+          <w:rFonts w:cs="Times New Roman"/>
+          <w:lang w:val="en-US"/>
+        </w:rPr>
+        <w:t xml:space="preserve">ICAO Assembly in Rome </w:t>
+      </w:r>
+      <w:r>
+        <w:rPr>
+          <w:rFonts w:cs="Times New Roman"/>
+          <w:lang w:val="en-US"/>
+        </w:rPr>
+        <w:t>(</w:t>
+      </w:r>
+      <w:r>
+        <w:rPr>
+          <w:rFonts w:cs="Times New Roman"/>
+          <w:lang w:val="en-US"/>
+        </w:rPr>
+        <w:t>1973</w:t>
+      </w:r>
+      <w:r>
+        <w:rPr>
+          <w:rFonts w:cs="Times New Roman"/>
+          <w:lang w:val="en-US"/>
+        </w:rPr>
+        <w:t>)</w:t>
+      </w:r>
+      <w:r>
+        <w:rPr>
+          <w:rFonts w:cs="Times New Roman"/>
+          <w:lang w:val="en-US"/>
+        </w:rPr>
+        <w:t xml:space="preserve">, he was received by Pope Paul VI, securing the Vatican’s endorsement of ICAO efforts to combat aircraft hijackings. He also held an audience with Pope John Paul II. Given ICAO’s headquarters in Montreal, </w:t>
+      </w:r>
+      <w:r>
+        <w:rPr>
+          <w:rFonts w:cs="Times New Roman"/>
+          <w:lang w:val="en-US"/>
+        </w:rPr>
+        <w:t xml:space="preserve">Canada </w:t>
+      </w:r>
+      <w:r>
+        <w:rPr>
+          <w:rFonts w:cs="Times New Roman"/>
+          <w:lang w:val="en-US"/>
+        </w:rPr>
+        <w:t xml:space="preserve">he maintained a strong rapport with both federal authorities and the Government of Quebec, frequently inviting them to inaugurate ICAO’s high-level sessions and assemblies. To defuse conflicts and negotiate critical agreements, he often engaged directly with heads of state and senior officials. These included Ugandan President Idi Amin, Iranian President Rafsanjani, Chinese President Jiang Zemin, Vietnamese President </w:t>
+      </w:r>
+      <w:proofErr w:type="spellStart"/>
+      <w:r>
+        <w:rPr>
+          <w:rFonts w:cs="Times New Roman"/>
+          <w:lang w:val="en-US"/>
+        </w:rPr>
+        <w:t>Trần</w:t>
+      </w:r>
+      <w:proofErr w:type="spellEnd"/>
+      <w:r>
+        <w:rPr>
+          <w:rFonts w:cs="Times New Roman"/>
+          <w:lang w:val="en-US"/>
+        </w:rPr>
+        <w:t xml:space="preserve"> Đức Lương, Pakistani President Pervez Musharraf, US Secretary of State Colin Powell and Belgian Prime Minister Guy </w:t>
+      </w:r>
+      <w:proofErr w:type="spellStart"/>
+      <w:r>
+        <w:rPr>
+          <w:rFonts w:cs="Times New Roman"/>
+          <w:lang w:val="en-US"/>
+        </w:rPr>
+        <w:t>Verhofstadt</w:t>
+      </w:r>
+      <w:proofErr w:type="spellEnd"/>
+      <w:r>
+        <w:rPr>
+          <w:rFonts w:cs="Times New Roman"/>
+          <w:lang w:val="en-US"/>
+        </w:rPr>
+        <w:t>. He also engaged with the Taliban regime to negotiate the release of hostages from a hijacked Indian Airlines flight</w:t>
+      </w:r>
+      <w:r>
+        <w:rPr>
+          <w:rFonts w:cs="Times New Roman"/>
+          <w:lang w:val="en-US"/>
+        </w:rPr>
+        <w:t xml:space="preserve"> in </w:t>
+      </w:r>
+      <w:r>
+        <w:rPr>
+          <w:rFonts w:cs="Times New Roman"/>
+          <w:lang w:val="en-US"/>
+        </w:rPr>
+        <w:t>1999</w:t>
+      </w:r>
+      <w:r>
+        <w:rPr>
+          <w:rFonts w:cs="Times New Roman"/>
+          <w:lang w:val="en-US"/>
+        </w:rPr>
+        <w:t>. His mediation extended well beyond the boundaries of civil aviation. Given that aviation intersects with broader issues</w:t>
       </w:r>
       <w:r>
         <w:rPr>
@@ -5776,247 +5975,21 @@
           <w:rFonts w:cs="Times New Roman"/>
           <w:lang w:val="en-US"/>
         </w:rPr>
-        <w:t xml:space="preserve">these relationships </w:t>
-      </w:r>
-      <w:r>
-        <w:rPr>
-          <w:rFonts w:cs="Times New Roman"/>
-          <w:lang w:val="en-US"/>
-        </w:rPr>
-        <w:t xml:space="preserve">also </w:t>
-      </w:r>
-      <w:r>
-        <w:rPr>
-          <w:rFonts w:cs="Times New Roman"/>
-          <w:lang w:val="en-US"/>
-        </w:rPr>
-        <w:t>served institutional objectives</w:t>
-      </w:r>
-      <w:r>
-        <w:rPr>
-          <w:rFonts w:cs="Times New Roman"/>
-          <w:lang w:val="en-US"/>
-        </w:rPr>
-        <w:t xml:space="preserve"> of </w:t>
-      </w:r>
-      <w:r>
-        <w:rPr>
-          <w:rFonts w:cs="Times New Roman"/>
-          <w:lang w:val="en-US"/>
-        </w:rPr>
-        <w:t>aligning regulatory and industry positions on multilateral</w:t>
-      </w:r>
-      <w:r>
-        <w:rPr>
-          <w:rFonts w:cs="Times New Roman"/>
-          <w:lang w:val="en-US"/>
-        </w:rPr>
-        <w:t xml:space="preserve"> and multistakeholder</w:t>
-      </w:r>
-      <w:r>
-        <w:rPr>
-          <w:rFonts w:cs="Times New Roman"/>
-          <w:lang w:val="en-US"/>
-        </w:rPr>
-        <w:t xml:space="preserve"> aviation issues.</w:t>
-      </w:r>
-      <w:r>
-        <w:rPr>
-          <w:rFonts w:cs="Times New Roman"/>
-          <w:lang w:val="en-US"/>
-        </w:rPr>
-        <w:t xml:space="preserve"> </w:t>
-      </w:r>
-      <w:proofErr w:type="spellStart"/>
-      <w:r>
-        <w:rPr>
-          <w:rFonts w:cs="Times New Roman"/>
-          <w:lang w:val="en-US"/>
-        </w:rPr>
-        <w:t>Kotait</w:t>
-      </w:r>
-      <w:r>
-        <w:rPr>
-          <w:rFonts w:cs="Times New Roman"/>
-          <w:lang w:val="en-US"/>
-        </w:rPr>
-        <w:t>e</w:t>
-      </w:r>
-      <w:proofErr w:type="spellEnd"/>
-      <w:r>
-        <w:rPr>
-          <w:rFonts w:cs="Times New Roman"/>
-          <w:lang w:val="en-US"/>
-        </w:rPr>
-        <w:t xml:space="preserve"> placed particular importance on reinforcing personal relationships through face-to-face interactions, arguing that direct engagement, where he could observe an interlocutor’s reactions, held far greater value than remote communication. Due to his diplomatic leadership style, </w:t>
-      </w:r>
-      <w:proofErr w:type="spellStart"/>
-      <w:r>
-        <w:rPr>
-          <w:rFonts w:cs="Times New Roman"/>
-          <w:lang w:val="en-US"/>
-        </w:rPr>
-        <w:t>Kot</w:t>
-      </w:r>
-      <w:r>
-        <w:rPr>
-          <w:rFonts w:cs="Times New Roman"/>
-          <w:lang w:val="en-US"/>
-        </w:rPr>
-        <w:t>ai</w:t>
-      </w:r>
-      <w:r>
-        <w:rPr>
-          <w:rFonts w:cs="Times New Roman"/>
-          <w:lang w:val="en-US"/>
-        </w:rPr>
-        <w:t>te</w:t>
-      </w:r>
-      <w:proofErr w:type="spellEnd"/>
-      <w:r>
-        <w:rPr>
-          <w:rFonts w:cs="Times New Roman"/>
-          <w:lang w:val="en-US"/>
-        </w:rPr>
-        <w:t xml:space="preserve"> </w:t>
-      </w:r>
-      <w:r>
-        <w:rPr>
-          <w:rFonts w:cs="Times New Roman"/>
-          <w:lang w:val="en-US"/>
-        </w:rPr>
-        <w:t xml:space="preserve">also </w:t>
-      </w:r>
-      <w:r>
-        <w:rPr>
-          <w:rFonts w:cs="Times New Roman"/>
-          <w:lang w:val="en-US"/>
-        </w:rPr>
-        <w:t xml:space="preserve">developed close working relationships with numerous heads of state and high-level political figures. During the </w:t>
-      </w:r>
-      <w:r>
-        <w:rPr>
-          <w:rFonts w:cs="Times New Roman"/>
-          <w:lang w:val="en-US"/>
-        </w:rPr>
-        <w:t>20</w:t>
-      </w:r>
-      <w:r>
-        <w:rPr>
-          <w:rFonts w:cs="Times New Roman"/>
-          <w:vertAlign w:val="superscript"/>
-          <w:lang w:val="en-US"/>
-        </w:rPr>
-        <w:t>th</w:t>
-      </w:r>
-      <w:r>
-        <w:rPr>
-          <w:rFonts w:cs="Times New Roman"/>
-          <w:lang w:val="en-US"/>
-        </w:rPr>
-        <w:t xml:space="preserve"> </w:t>
-      </w:r>
-      <w:r>
-        <w:rPr>
-          <w:rFonts w:cs="Times New Roman"/>
-          <w:lang w:val="en-US"/>
-        </w:rPr>
-        <w:t xml:space="preserve">ICAO Assembly in Rome </w:t>
-      </w:r>
-      <w:r>
-        <w:rPr>
-          <w:rFonts w:cs="Times New Roman"/>
-          <w:lang w:val="en-US"/>
-        </w:rPr>
-        <w:t>(</w:t>
-      </w:r>
-      <w:r>
-        <w:rPr>
-          <w:rFonts w:cs="Times New Roman"/>
-          <w:lang w:val="en-US"/>
-        </w:rPr>
-        <w:t>1973</w:t>
-      </w:r>
-      <w:r>
-        <w:rPr>
-          <w:rFonts w:cs="Times New Roman"/>
-          <w:lang w:val="en-US"/>
-        </w:rPr>
-        <w:t>)</w:t>
-      </w:r>
-      <w:r>
-        <w:rPr>
-          <w:rFonts w:cs="Times New Roman"/>
-          <w:lang w:val="en-US"/>
-        </w:rPr>
-        <w:t xml:space="preserve">, he was received by Pope Paul VI, securing the Vatican’s endorsement of ICAO efforts to combat aircraft hijackings. He also held an audience with Pope John Paul II. Given ICAO’s headquarters in Montreal, </w:t>
-      </w:r>
-      <w:r>
-        <w:rPr>
-          <w:rFonts w:cs="Times New Roman"/>
-          <w:lang w:val="en-US"/>
-        </w:rPr>
-        <w:t xml:space="preserve">Canada </w:t>
-      </w:r>
-      <w:r>
-        <w:rPr>
-          <w:rFonts w:cs="Times New Roman"/>
-          <w:lang w:val="en-US"/>
-        </w:rPr>
-        <w:t xml:space="preserve">he maintained a strong rapport with both federal authorities and the Government of Quebec, frequently inviting them to inaugurate ICAO’s high-level sessions and assemblies. To defuse conflicts and negotiate critical agreements, he often engaged directly with heads of state and senior officials. These included Ugandan President Idi Amin, Iranian President Rafsanjani, Chinese President Jiang Zemin, Vietnamese President </w:t>
-      </w:r>
-      <w:proofErr w:type="spellStart"/>
-      <w:r>
-        <w:rPr>
-          <w:rFonts w:cs="Times New Roman"/>
-          <w:lang w:val="en-US"/>
-        </w:rPr>
-        <w:t>Trần</w:t>
-      </w:r>
-      <w:proofErr w:type="spellEnd"/>
-      <w:r>
-        <w:rPr>
-          <w:rFonts w:cs="Times New Roman"/>
-          <w:lang w:val="en-US"/>
-        </w:rPr>
-        <w:t xml:space="preserve"> Đức Lương, Pakistani President Pervez Musharraf, US Secretary of State Colin Powell and Belgian Prime Minister Guy </w:t>
-      </w:r>
-      <w:proofErr w:type="spellStart"/>
-      <w:r>
-        <w:rPr>
-          <w:rFonts w:cs="Times New Roman"/>
-          <w:lang w:val="en-US"/>
-        </w:rPr>
-        <w:t>Verhofstadt</w:t>
-      </w:r>
-      <w:proofErr w:type="spellEnd"/>
-      <w:r>
-        <w:rPr>
-          <w:rFonts w:cs="Times New Roman"/>
-          <w:lang w:val="en-US"/>
-        </w:rPr>
-        <w:t>. He also engaged with the Taliban regime to negotiate the release of hostages from a hijacked Indian Airlines flight</w:t>
-      </w:r>
-      <w:r>
-        <w:rPr>
-          <w:rFonts w:cs="Times New Roman"/>
-          <w:lang w:val="en-US"/>
-        </w:rPr>
-        <w:t xml:space="preserve"> in </w:t>
-      </w:r>
-      <w:r>
-        <w:rPr>
-          <w:rFonts w:cs="Times New Roman"/>
-          <w:lang w:val="en-US"/>
-        </w:rPr>
-        <w:t>1999</w:t>
-      </w:r>
-      <w:r>
-        <w:rPr>
-          <w:rFonts w:cs="Times New Roman"/>
-          <w:lang w:val="en-US"/>
-        </w:rPr>
-        <w:t>. His mediation extended well beyond the boundaries of civil aviation. Given that aviation intersects with broader issues</w:t>
+        <w:t>such as counterterrorism, competition among industrial manufacturers of security and navigation equipment</w:t>
+      </w:r>
+      <w:r>
+        <w:rPr>
+          <w:rFonts w:cs="Times New Roman"/>
+          <w:lang w:val="en-US"/>
+        </w:rPr>
+        <w:t xml:space="preserve"> </w:t>
+      </w:r>
+      <w:r>
+        <w:rPr>
+          <w:rFonts w:cs="Times New Roman"/>
+          <w:lang w:val="en-US"/>
+        </w:rPr>
+        <w:t>and geopolitical tensions related to the management of Flight Information Regions</w:t>
       </w:r>
       <w:r>
         <w:rPr>
@@ -6030,35 +6003,15 @@
           <w:rFonts w:cs="Times New Roman"/>
           <w:lang w:val="en-US"/>
         </w:rPr>
-        <w:t>such as counterterrorism, competition among industrial manufacturers of security and navigation equipment</w:t>
-      </w:r>
-      <w:r>
-        <w:rPr>
-          <w:rFonts w:cs="Times New Roman"/>
-          <w:lang w:val="en-US"/>
-        </w:rPr>
-        <w:t xml:space="preserve"> </w:t>
-      </w:r>
-      <w:r>
-        <w:rPr>
-          <w:rFonts w:cs="Times New Roman"/>
-          <w:lang w:val="en-US"/>
-        </w:rPr>
-        <w:t>and geopolitical tensions related to the management of Flight Information Regions</w:t>
-      </w:r>
-      <w:r>
-        <w:rPr>
-          <w:rFonts w:cs="Times New Roman"/>
-          <w:lang w:val="en-US"/>
-        </w:rPr>
-        <w:t xml:space="preserve">, </w:t>
-      </w:r>
-      <w:r>
-        <w:rPr>
-          <w:rFonts w:cs="Times New Roman"/>
-          <w:lang w:val="en-US"/>
-        </w:rPr>
-        <w:t>his role often brought him into the heart of diplomatic disputes between states. As a result, his influence reached far beyond the technical realm</w:t>
+        <w:t xml:space="preserve">his role often </w:t>
+      </w:r>
+      <w:r>
+        <w:rPr>
+          <w:rFonts w:cs="Times New Roman"/>
+          <w:lang w:val="en-US"/>
+        </w:rPr>
+        <w:lastRenderedPageBreak/>
+        <w:t>brought him into the heart of diplomatic disputes between states. As a result, his influence reached far beyond the technical realm</w:t>
       </w:r>
       <w:r>
         <w:rPr>
@@ -6088,7 +6041,6 @@
           <w:rFonts w:cs="Times New Roman"/>
           <w:lang w:val="en-US"/>
         </w:rPr>
-        <w:lastRenderedPageBreak/>
         <w:t xml:space="preserve">During </w:t>
       </w:r>
       <w:proofErr w:type="spellStart"/>
@@ -7343,7 +7295,15 @@
           <w:rFonts w:cs="Times New Roman"/>
           <w:lang w:val="en-US"/>
         </w:rPr>
-        <w:t xml:space="preserve"> by naming its conference center in his honor. Further commemorating his contributions, a hall of honor at Rafic Hariri International Airport in Beirut was also dedicated to him. The Chairman of Middle East Airlines expressed profound appreciation for </w:t>
+        <w:t xml:space="preserve"> by naming its conference center in his honor. Further commemorating his contributions, a hall of honor at Rafic Hariri International Airport </w:t>
+      </w:r>
+      <w:r>
+        <w:rPr>
+          <w:rFonts w:cs="Times New Roman"/>
+          <w:lang w:val="en-US"/>
+        </w:rPr>
+        <w:lastRenderedPageBreak/>
+        <w:t xml:space="preserve">in Beirut was also dedicated to him. The Chairman of Middle East Airlines expressed profound appreciation for </w:t>
       </w:r>
       <w:r>
         <w:rPr>
@@ -8548,17 +8508,8 @@
           <w:rFonts w:cs="Times New Roman"/>
           <w:lang w:val="en-US"/>
         </w:rPr>
-        <w:t xml:space="preserve">M. </w:t>
-      </w:r>
-      <w:proofErr w:type="spellStart"/>
-      <w:r>
-        <w:rPr>
-          <w:rFonts w:cs="Times New Roman"/>
-          <w:lang w:val="en-US"/>
-        </w:rPr>
-        <w:t>Kobierecki</w:t>
-      </w:r>
-      <w:proofErr w:type="spellEnd"/>
+        <w:t>M. Kobierecki</w:t>
+      </w:r>
       <w:r>
         <w:rPr>
           <w:rFonts w:cs="Times New Roman"/>
@@ -8635,7 +8586,7 @@
         </w:rPr>
         <w:t xml:space="preserve"> at </w:t>
       </w:r>
-      <w:hyperlink r:id="rId10" w:history="1">
+      <w:hyperlink r:id="rId9" w:history="1">
         <w:r>
           <w:rPr>
             <w:rStyle w:val="Hyperlink"/>
@@ -8663,29 +8614,7 @@
           <w:color w:val="000000" w:themeColor="text1"/>
           <w:lang w:val="en-US"/>
         </w:rPr>
-        <w:t xml:space="preserve">ICAO’s </w:t>
-      </w:r>
-      <w:proofErr w:type="spellStart"/>
-      <w:r>
-        <w:rPr>
-          <w:rFonts w:cs="Times New Roman"/>
-          <w:i/>
-          <w:iCs/>
-          <w:color w:val="000000" w:themeColor="text1"/>
-          <w:lang w:val="en-US"/>
-        </w:rPr>
-        <w:t>Securization</w:t>
-      </w:r>
-      <w:proofErr w:type="spellEnd"/>
-      <w:r>
-        <w:rPr>
-          <w:rFonts w:cs="Times New Roman"/>
-          <w:i/>
-          <w:iCs/>
-          <w:color w:val="000000" w:themeColor="text1"/>
-          <w:lang w:val="en-US"/>
-        </w:rPr>
-        <w:t xml:space="preserve"> of Civil Aviation: A 1961-2020 Historical Analysis</w:t>
+        <w:t>ICAO’s Securization of Civil Aviation: A 1961-2020 Historical Analysis</w:t>
       </w:r>
       <w:r>
         <w:rPr>
@@ -8902,7 +8831,7 @@
         </w:rPr>
         <w:t xml:space="preserve">Eisenberg, </w:t>
       </w:r>
-      <w:hyperlink r:id="rId11" w:history="1">
+      <w:hyperlink r:id="rId10" w:history="1">
         <w:r>
           <w:rPr>
             <w:rStyle w:val="Hyperlink"/>
@@ -8942,8 +8871,8 @@
       </w:pPr>
     </w:p>
     <w:sectPr>
-      <w:headerReference w:type="default" r:id="rId12"/>
-      <w:footerReference w:type="default" r:id="rId13"/>
+      <w:headerReference w:type="default" r:id="rId11"/>
+      <w:footerReference w:type="default" r:id="rId12"/>
       <w:pgSz w:w="11906" w:h="16838"/>
       <w:pgMar w:top="1418" w:right="1418" w:bottom="1418" w:left="1418" w:header="709" w:footer="709" w:gutter="0"/>
       <w:cols w:space="708"/>
@@ -8954,7 +8883,7 @@
 </file>
 
 <file path=word/endnotes.xml><?xml version="1.0" encoding="utf-8"?>
-<w:endnotes xmlns:wpc="http://schemas.microsoft.com/office/word/2010/wordprocessingCanvas" xmlns:cx="http://schemas.microsoft.com/office/drawing/2014/chartex" xmlns:cx1="http://schemas.microsoft.com/office/drawing/2015/9/8/chartex" xmlns:cx2="http://schemas.microsoft.com/office/drawing/2015/10/21/chartex" xmlns:cx3="http://schemas.microsoft.com/office/drawing/2016/5/9/chartex" xmlns:cx4="http://schemas.microsoft.com/office/drawing/2016/5/10/chartex" xmlns:cx5="http://schemas.microsoft.com/office/drawing/2016/5/11/chartex" xmlns:cx6="http://schemas.microsoft.com/office/drawing/2016/5/12/chartex" xmlns:cx7="http://schemas.microsoft.com/office/drawing/2016/5/13/chartex" xmlns:cx8="http://schemas.microsoft.com/office/drawing/2016/5/14/chartex" xmlns:mc="http://schemas.openxmlformats.org/markup-compatibility/2006" xmlns:aink="http://schemas.microsoft.com/office/drawing/2016/ink" xmlns:am3d="http://schemas.microsoft.com/office/drawing/2017/model3d" xmlns:o="urn:schemas-microsoft-com:office:office" xmlns:oel="http://schemas.microsoft.com/office/2019/extlst" xmlns:r="http://schemas.openxmlformats.org/officeDocument/2006/relationships" xmlns:m="http://schemas.openxmlformats.org/officeDocument/2006/math" xmlns:v="urn:schemas-microsoft-com:vml" xmlns:wp14="http://schemas.microsoft.com/office/word/2010/wordprocessingDrawing" xmlns:wp="http://schemas.openxmlformats.org/drawingml/2006/wordprocessingDrawing" xmlns:w10="urn:schemas-microsoft-com:office:word" xmlns:w="http://schemas.openxmlformats.org/wordprocessingml/2006/main" xmlns:w14="http://schemas.microsoft.com/office/word/2010/wordml" xmlns:w15="http://schemas.microsoft.com/office/word/2012/wordml" xmlns:w16cex="http://schemas.microsoft.com/office/word/2018/wordml/cex" xmlns:w16cid="http://schemas.microsoft.com/office/word/2016/wordml/cid" xmlns:w16="http://schemas.microsoft.com/office/word/2018/wordml" xmlns:w16du="http://schemas.microsoft.com/office/word/2023/wordml/word16du" xmlns:w16sdtdh="http://schemas.microsoft.com/office/word/2020/wordml/sdtdatahash" xmlns:w16sdtfl="http://schemas.microsoft.com/office/word/2024/wordml/sdtformatlock" xmlns:w16se="http://schemas.microsoft.com/office/word/2015/wordml/symex" xmlns:wpg="http://schemas.microsoft.com/office/word/2010/wordprocessingGroup" xmlns:wpi="http://schemas.microsoft.com/office/word/2010/wordprocessingInk" xmlns:wne="http://schemas.microsoft.com/office/word/2006/wordml" xmlns:wps="http://schemas.microsoft.com/office/word/2010/wordprocessingShape" mc:Ignorable="w14 w15 w16se w16cid w16 w16cex w16sdtdh w16sdtfl w16du wp14">
+<w:endnotes xmlns:wpc="http://schemas.microsoft.com/office/word/2010/wordprocessingCanvas" xmlns:cx="http://schemas.microsoft.com/office/drawing/2014/chartex" xmlns:cx1="http://schemas.microsoft.com/office/drawing/2015/9/8/chartex" xmlns:cx2="http://schemas.microsoft.com/office/drawing/2015/10/21/chartex" xmlns:cx3="http://schemas.microsoft.com/office/drawing/2016/5/9/chartex" xmlns:cx4="http://schemas.microsoft.com/office/drawing/2016/5/10/chartex" xmlns:cx5="http://schemas.microsoft.com/office/drawing/2016/5/11/chartex" xmlns:cx6="http://schemas.microsoft.com/office/drawing/2016/5/12/chartex" xmlns:cx7="http://schemas.microsoft.com/office/drawing/2016/5/13/chartex" xmlns:cx8="http://schemas.microsoft.com/office/drawing/2016/5/14/chartex" xmlns:mc="http://schemas.openxmlformats.org/markup-compatibility/2006" xmlns:m="http://schemas.openxmlformats.org/officeDocument/2006/math" xmlns:aink="http://schemas.microsoft.com/office/drawing/2016/ink" xmlns:am3d="http://schemas.microsoft.com/office/drawing/2017/model3d" xmlns:oel="http://schemas.microsoft.com/office/2019/extlst" xmlns:r="http://schemas.openxmlformats.org/officeDocument/2006/relationships" xmlns:wp14="http://schemas.microsoft.com/office/word/2010/wordprocessingDrawing" xmlns:wp="http://schemas.openxmlformats.org/drawingml/2006/wordprocessingDrawing" xmlns:wpg="http://schemas.microsoft.com/office/word/2010/wordprocessingGroup" xmlns:wpi="http://schemas.microsoft.com/office/word/2010/wordprocessingInk" xmlns:wps="http://schemas.microsoft.com/office/word/2010/wordprocessingShape" xmlns:o="urn:schemas-microsoft-com:office:office" xmlns:v="urn:schemas-microsoft-com:vml" xmlns:w10="urn:schemas-microsoft-com:office:word" xmlns:w="http://schemas.openxmlformats.org/wordprocessingml/2006/main" xmlns:w14="http://schemas.microsoft.com/office/word/2010/wordml" xmlns:w15="http://schemas.microsoft.com/office/word/2012/wordml" xmlns:w16cei="http://schemas.microsoft.com/office/word/2026/wordml/cei" xmlns:w16cex="http://schemas.microsoft.com/office/word/2018/wordml/cex" xmlns:w16cid="http://schemas.microsoft.com/office/word/2016/wordml/cid" xmlns:w16="http://schemas.microsoft.com/office/word/2018/wordml" xmlns:w16sdtdh="http://schemas.microsoft.com/office/word/2020/wordml/sdtdatahash" xmlns:w16sdtfl="http://schemas.microsoft.com/office/word/2024/wordml/sdtformatlock" xmlns:w16se="http://schemas.microsoft.com/office/word/2015/wordml/symex" xmlns:w16du="http://schemas.microsoft.com/office/word/2023/wordml/word16du" xmlns:wne="http://schemas.microsoft.com/office/word/2006/wordml" mc:Ignorable="w14 w15 w16se w16cid w16 w16cex w16sdtdh w16sdtfl w16du wp14">
   <w:endnote w:type="separator" w:id="-1">
     <w:p>
       <w:r>
@@ -8973,7 +8902,7 @@
 </file>
 
 <file path=word/footer1.xml><?xml version="1.0" encoding="utf-8"?>
-<w:ftr xmlns:wpc="http://schemas.microsoft.com/office/word/2010/wordprocessingCanvas" xmlns:cx="http://schemas.microsoft.com/office/drawing/2014/chartex" xmlns:cx1="http://schemas.microsoft.com/office/drawing/2015/9/8/chartex" xmlns:cx2="http://schemas.microsoft.com/office/drawing/2015/10/21/chartex" xmlns:cx3="http://schemas.microsoft.com/office/drawing/2016/5/9/chartex" xmlns:cx4="http://schemas.microsoft.com/office/drawing/2016/5/10/chartex" xmlns:cx5="http://schemas.microsoft.com/office/drawing/2016/5/11/chartex" xmlns:cx6="http://schemas.microsoft.com/office/drawing/2016/5/12/chartex" xmlns:cx7="http://schemas.microsoft.com/office/drawing/2016/5/13/chartex" xmlns:cx8="http://schemas.microsoft.com/office/drawing/2016/5/14/chartex" xmlns:mc="http://schemas.openxmlformats.org/markup-compatibility/2006" xmlns:aink="http://schemas.microsoft.com/office/drawing/2016/ink" xmlns:am3d="http://schemas.microsoft.com/office/drawing/2017/model3d" xmlns:o="urn:schemas-microsoft-com:office:office" xmlns:oel="http://schemas.microsoft.com/office/2019/extlst" xmlns:r="http://schemas.openxmlformats.org/officeDocument/2006/relationships" xmlns:m="http://schemas.openxmlformats.org/officeDocument/2006/math" xmlns:v="urn:schemas-microsoft-com:vml" xmlns:wp14="http://schemas.microsoft.com/office/word/2010/wordprocessingDrawing" xmlns:wp="http://schemas.openxmlformats.org/drawingml/2006/wordprocessingDrawing" xmlns:w10="urn:schemas-microsoft-com:office:word" xmlns:w="http://schemas.openxmlformats.org/wordprocessingml/2006/main" xmlns:w14="http://schemas.microsoft.com/office/word/2010/wordml" xmlns:w15="http://schemas.microsoft.com/office/word/2012/wordml" xmlns:w16cex="http://schemas.microsoft.com/office/word/2018/wordml/cex" xmlns:w16cid="http://schemas.microsoft.com/office/word/2016/wordml/cid" xmlns:w16="http://schemas.microsoft.com/office/word/2018/wordml" xmlns:w16du="http://schemas.microsoft.com/office/word/2023/wordml/word16du" xmlns:w16sdtdh="http://schemas.microsoft.com/office/word/2020/wordml/sdtdatahash" xmlns:w16sdtfl="http://schemas.microsoft.com/office/word/2024/wordml/sdtformatlock" xmlns:w16se="http://schemas.microsoft.com/office/word/2015/wordml/symex" xmlns:wpg="http://schemas.microsoft.com/office/word/2010/wordprocessingGroup" xmlns:wpi="http://schemas.microsoft.com/office/word/2010/wordprocessingInk" xmlns:wne="http://schemas.microsoft.com/office/word/2006/wordml" xmlns:wps="http://schemas.microsoft.com/office/word/2010/wordprocessingShape" mc:Ignorable="w14 w15 w16se w16cid w16 w16cex w16sdtdh w16sdtfl w16du wp14">
+<w:ftr xmlns:wpc="http://schemas.microsoft.com/office/word/2010/wordprocessingCanvas" xmlns:cx="http://schemas.microsoft.com/office/drawing/2014/chartex" xmlns:cx1="http://schemas.microsoft.com/office/drawing/2015/9/8/chartex" xmlns:cx2="http://schemas.microsoft.com/office/drawing/2015/10/21/chartex" xmlns:cx3="http://schemas.microsoft.com/office/drawing/2016/5/9/chartex" xmlns:cx4="http://schemas.microsoft.com/office/drawing/2016/5/10/chartex" xmlns:cx5="http://schemas.microsoft.com/office/drawing/2016/5/11/chartex" xmlns:cx6="http://schemas.microsoft.com/office/drawing/2016/5/12/chartex" xmlns:cx7="http://schemas.microsoft.com/office/drawing/2016/5/13/chartex" xmlns:cx8="http://schemas.microsoft.com/office/drawing/2016/5/14/chartex" xmlns:mc="http://schemas.openxmlformats.org/markup-compatibility/2006" xmlns:m="http://schemas.openxmlformats.org/officeDocument/2006/math" xmlns:aink="http://schemas.microsoft.com/office/drawing/2016/ink" xmlns:am3d="http://schemas.microsoft.com/office/drawing/2017/model3d" xmlns:oel="http://schemas.microsoft.com/office/2019/extlst" xmlns:r="http://schemas.openxmlformats.org/officeDocument/2006/relationships" xmlns:wp14="http://schemas.microsoft.com/office/word/2010/wordprocessingDrawing" xmlns:wp="http://schemas.openxmlformats.org/drawingml/2006/wordprocessingDrawing" xmlns:wpg="http://schemas.microsoft.com/office/word/2010/wordprocessingGroup" xmlns:wpi="http://schemas.microsoft.com/office/word/2010/wordprocessingInk" xmlns:wps="http://schemas.microsoft.com/office/word/2010/wordprocessingShape" xmlns:o="urn:schemas-microsoft-com:office:office" xmlns:v="urn:schemas-microsoft-com:vml" xmlns:w10="urn:schemas-microsoft-com:office:word" xmlns:w="http://schemas.openxmlformats.org/wordprocessingml/2006/main" xmlns:w14="http://schemas.microsoft.com/office/word/2010/wordml" xmlns:w15="http://schemas.microsoft.com/office/word/2012/wordml" xmlns:w16cei="http://schemas.microsoft.com/office/word/2026/wordml/cei" xmlns:w16cex="http://schemas.microsoft.com/office/word/2018/wordml/cex" xmlns:w16cid="http://schemas.microsoft.com/office/word/2016/wordml/cid" xmlns:w16="http://schemas.microsoft.com/office/word/2018/wordml" xmlns:w16sdtdh="http://schemas.microsoft.com/office/word/2020/wordml/sdtdatahash" xmlns:w16sdtfl="http://schemas.microsoft.com/office/word/2024/wordml/sdtformatlock" xmlns:w16se="http://schemas.microsoft.com/office/word/2015/wordml/symex" xmlns:w16du="http://schemas.microsoft.com/office/word/2023/wordml/word16du" xmlns:wne="http://schemas.microsoft.com/office/word/2006/wordml" mc:Ignorable="w14 w15 w16se w16cid w16 w16cex w16sdtdh w16sdtfl w16du wp14">
   <w:p>
     <w:pPr>
       <w:pStyle w:val="Voettekst"/>
@@ -9020,7 +8949,7 @@
 </file>
 
 <file path=word/footnotes.xml><?xml version="1.0" encoding="utf-8"?>
-<w:footnotes xmlns:wpc="http://schemas.microsoft.com/office/word/2010/wordprocessingCanvas" xmlns:cx="http://schemas.microsoft.com/office/drawing/2014/chartex" xmlns:cx1="http://schemas.microsoft.com/office/drawing/2015/9/8/chartex" xmlns:cx2="http://schemas.microsoft.com/office/drawing/2015/10/21/chartex" xmlns:cx3="http://schemas.microsoft.com/office/drawing/2016/5/9/chartex" xmlns:cx4="http://schemas.microsoft.com/office/drawing/2016/5/10/chartex" xmlns:cx5="http://schemas.microsoft.com/office/drawing/2016/5/11/chartex" xmlns:cx6="http://schemas.microsoft.com/office/drawing/2016/5/12/chartex" xmlns:cx7="http://schemas.microsoft.com/office/drawing/2016/5/13/chartex" xmlns:cx8="http://schemas.microsoft.com/office/drawing/2016/5/14/chartex" xmlns:mc="http://schemas.openxmlformats.org/markup-compatibility/2006" xmlns:aink="http://schemas.microsoft.com/office/drawing/2016/ink" xmlns:am3d="http://schemas.microsoft.com/office/drawing/2017/model3d" xmlns:o="urn:schemas-microsoft-com:office:office" xmlns:oel="http://schemas.microsoft.com/office/2019/extlst" xmlns:r="http://schemas.openxmlformats.org/officeDocument/2006/relationships" xmlns:m="http://schemas.openxmlformats.org/officeDocument/2006/math" xmlns:v="urn:schemas-microsoft-com:vml" xmlns:wp14="http://schemas.microsoft.com/office/word/2010/wordprocessingDrawing" xmlns:wp="http://schemas.openxmlformats.org/drawingml/2006/wordprocessingDrawing" xmlns:w10="urn:schemas-microsoft-com:office:word" xmlns:w="http://schemas.openxmlformats.org/wordprocessingml/2006/main" xmlns:w14="http://schemas.microsoft.com/office/word/2010/wordml" xmlns:w15="http://schemas.microsoft.com/office/word/2012/wordml" xmlns:w16cex="http://schemas.microsoft.com/office/word/2018/wordml/cex" xmlns:w16cid="http://schemas.microsoft.com/office/word/2016/wordml/cid" xmlns:w16="http://schemas.microsoft.com/office/word/2018/wordml" xmlns:w16du="http://schemas.microsoft.com/office/word/2023/wordml/word16du" xmlns:w16sdtdh="http://schemas.microsoft.com/office/word/2020/wordml/sdtdatahash" xmlns:w16sdtfl="http://schemas.microsoft.com/office/word/2024/wordml/sdtformatlock" xmlns:w16se="http://schemas.microsoft.com/office/word/2015/wordml/symex" xmlns:wpg="http://schemas.microsoft.com/office/word/2010/wordprocessingGroup" xmlns:wpi="http://schemas.microsoft.com/office/word/2010/wordprocessingInk" xmlns:wne="http://schemas.microsoft.com/office/word/2006/wordml" xmlns:wps="http://schemas.microsoft.com/office/word/2010/wordprocessingShape" mc:Ignorable="w14 w15 w16se w16cid w16 w16cex w16sdtdh w16sdtfl w16du wp14">
+<w:footnotes xmlns:wpc="http://schemas.microsoft.com/office/word/2010/wordprocessingCanvas" xmlns:cx="http://schemas.microsoft.com/office/drawing/2014/chartex" xmlns:cx1="http://schemas.microsoft.com/office/drawing/2015/9/8/chartex" xmlns:cx2="http://schemas.microsoft.com/office/drawing/2015/10/21/chartex" xmlns:cx3="http://schemas.microsoft.com/office/drawing/2016/5/9/chartex" xmlns:cx4="http://schemas.microsoft.com/office/drawing/2016/5/10/chartex" xmlns:cx5="http://schemas.microsoft.com/office/drawing/2016/5/11/chartex" xmlns:cx6="http://schemas.microsoft.com/office/drawing/2016/5/12/chartex" xmlns:cx7="http://schemas.microsoft.com/office/drawing/2016/5/13/chartex" xmlns:cx8="http://schemas.microsoft.com/office/drawing/2016/5/14/chartex" xmlns:mc="http://schemas.openxmlformats.org/markup-compatibility/2006" xmlns:m="http://schemas.openxmlformats.org/officeDocument/2006/math" xmlns:aink="http://schemas.microsoft.com/office/drawing/2016/ink" xmlns:am3d="http://schemas.microsoft.com/office/drawing/2017/model3d" xmlns:oel="http://schemas.microsoft.com/office/2019/extlst" xmlns:r="http://schemas.openxmlformats.org/officeDocument/2006/relationships" xmlns:wp14="http://schemas.microsoft.com/office/word/2010/wordprocessingDrawing" xmlns:wp="http://schemas.openxmlformats.org/drawingml/2006/wordprocessingDrawing" xmlns:wpg="http://schemas.microsoft.com/office/word/2010/wordprocessingGroup" xmlns:wpi="http://schemas.microsoft.com/office/word/2010/wordprocessingInk" xmlns:wps="http://schemas.microsoft.com/office/word/2010/wordprocessingShape" xmlns:o="urn:schemas-microsoft-com:office:office" xmlns:v="urn:schemas-microsoft-com:vml" xmlns:w10="urn:schemas-microsoft-com:office:word" xmlns:w="http://schemas.openxmlformats.org/wordprocessingml/2006/main" xmlns:w14="http://schemas.microsoft.com/office/word/2010/wordml" xmlns:w15="http://schemas.microsoft.com/office/word/2012/wordml" xmlns:w16cei="http://schemas.microsoft.com/office/word/2026/wordml/cei" xmlns:w16cex="http://schemas.microsoft.com/office/word/2018/wordml/cex" xmlns:w16cid="http://schemas.microsoft.com/office/word/2016/wordml/cid" xmlns:w16="http://schemas.microsoft.com/office/word/2018/wordml" xmlns:w16sdtdh="http://schemas.microsoft.com/office/word/2020/wordml/sdtdatahash" xmlns:w16sdtfl="http://schemas.microsoft.com/office/word/2024/wordml/sdtformatlock" xmlns:w16se="http://schemas.microsoft.com/office/word/2015/wordml/symex" xmlns:w16du="http://schemas.microsoft.com/office/word/2023/wordml/word16du" xmlns:wne="http://schemas.microsoft.com/office/word/2006/wordml" mc:Ignorable="w14 w15 w16se w16cid w16 w16cex w16sdtdh w16sdtfl w16du wp14">
   <w:footnote w:type="separator" w:id="-1">
     <w:p>
       <w:r>
@@ -9039,7 +8968,7 @@
 </file>
 
 <file path=word/header1.xml><?xml version="1.0" encoding="utf-8"?>
-<w:hdr xmlns:wpc="http://schemas.microsoft.com/office/word/2010/wordprocessingCanvas" xmlns:cx="http://schemas.microsoft.com/office/drawing/2014/chartex" xmlns:cx1="http://schemas.microsoft.com/office/drawing/2015/9/8/chartex" xmlns:cx2="http://schemas.microsoft.com/office/drawing/2015/10/21/chartex" xmlns:cx3="http://schemas.microsoft.com/office/drawing/2016/5/9/chartex" xmlns:cx4="http://schemas.microsoft.com/office/drawing/2016/5/10/chartex" xmlns:cx5="http://schemas.microsoft.com/office/drawing/2016/5/11/chartex" xmlns:cx6="http://schemas.microsoft.com/office/drawing/2016/5/12/chartex" xmlns:cx7="http://schemas.microsoft.com/office/drawing/2016/5/13/chartex" xmlns:cx8="http://schemas.microsoft.com/office/drawing/2016/5/14/chartex" xmlns:mc="http://schemas.openxmlformats.org/markup-compatibility/2006" xmlns:aink="http://schemas.microsoft.com/office/drawing/2016/ink" xmlns:am3d="http://schemas.microsoft.com/office/drawing/2017/model3d" xmlns:o="urn:schemas-microsoft-com:office:office" xmlns:oel="http://schemas.microsoft.com/office/2019/extlst" xmlns:r="http://schemas.openxmlformats.org/officeDocument/2006/relationships" xmlns:m="http://schemas.openxmlformats.org/officeDocument/2006/math" xmlns:v="urn:schemas-microsoft-com:vml" xmlns:wp14="http://schemas.microsoft.com/office/word/2010/wordprocessingDrawing" xmlns:wp="http://schemas.openxmlformats.org/drawingml/2006/wordprocessingDrawing" xmlns:w10="urn:schemas-microsoft-com:office:word" xmlns:w="http://schemas.openxmlformats.org/wordprocessingml/2006/main" xmlns:w14="http://schemas.microsoft.com/office/word/2010/wordml" xmlns:w15="http://schemas.microsoft.com/office/word/2012/wordml" xmlns:w16cex="http://schemas.microsoft.com/office/word/2018/wordml/cex" xmlns:w16cid="http://schemas.microsoft.com/office/word/2016/wordml/cid" xmlns:w16="http://schemas.microsoft.com/office/word/2018/wordml" xmlns:w16du="http://schemas.microsoft.com/office/word/2023/wordml/word16du" xmlns:w16sdtdh="http://schemas.microsoft.com/office/word/2020/wordml/sdtdatahash" xmlns:w16sdtfl="http://schemas.microsoft.com/office/word/2024/wordml/sdtformatlock" xmlns:w16se="http://schemas.microsoft.com/office/word/2015/wordml/symex" xmlns:wpg="http://schemas.microsoft.com/office/word/2010/wordprocessingGroup" xmlns:wpi="http://schemas.microsoft.com/office/word/2010/wordprocessingInk" xmlns:wne="http://schemas.microsoft.com/office/word/2006/wordml" xmlns:wps="http://schemas.microsoft.com/office/word/2010/wordprocessingShape" mc:Ignorable="w14 w15 w16se w16cid w16 w16cex w16sdtdh w16sdtfl w16du wp14">
+<w:hdr xmlns:wpc="http://schemas.microsoft.com/office/word/2010/wordprocessingCanvas" xmlns:cx="http://schemas.microsoft.com/office/drawing/2014/chartex" xmlns:cx1="http://schemas.microsoft.com/office/drawing/2015/9/8/chartex" xmlns:cx2="http://schemas.microsoft.com/office/drawing/2015/10/21/chartex" xmlns:cx3="http://schemas.microsoft.com/office/drawing/2016/5/9/chartex" xmlns:cx4="http://schemas.microsoft.com/office/drawing/2016/5/10/chartex" xmlns:cx5="http://schemas.microsoft.com/office/drawing/2016/5/11/chartex" xmlns:cx6="http://schemas.microsoft.com/office/drawing/2016/5/12/chartex" xmlns:cx7="http://schemas.microsoft.com/office/drawing/2016/5/13/chartex" xmlns:cx8="http://schemas.microsoft.com/office/drawing/2016/5/14/chartex" xmlns:mc="http://schemas.openxmlformats.org/markup-compatibility/2006" xmlns:m="http://schemas.openxmlformats.org/officeDocument/2006/math" xmlns:aink="http://schemas.microsoft.com/office/drawing/2016/ink" xmlns:am3d="http://schemas.microsoft.com/office/drawing/2017/model3d" xmlns:oel="http://schemas.microsoft.com/office/2019/extlst" xmlns:r="http://schemas.openxmlformats.org/officeDocument/2006/relationships" xmlns:wp14="http://schemas.microsoft.com/office/word/2010/wordprocessingDrawing" xmlns:wp="http://schemas.openxmlformats.org/drawingml/2006/wordprocessingDrawing" xmlns:wpg="http://schemas.microsoft.com/office/word/2010/wordprocessingGroup" xmlns:wpi="http://schemas.microsoft.com/office/word/2010/wordprocessingInk" xmlns:wps="http://schemas.microsoft.com/office/word/2010/wordprocessingShape" xmlns:o="urn:schemas-microsoft-com:office:office" xmlns:v="urn:schemas-microsoft-com:vml" xmlns:w10="urn:schemas-microsoft-com:office:word" xmlns:w="http://schemas.openxmlformats.org/wordprocessingml/2006/main" xmlns:w14="http://schemas.microsoft.com/office/word/2010/wordml" xmlns:w15="http://schemas.microsoft.com/office/word/2012/wordml" xmlns:w16cei="http://schemas.microsoft.com/office/word/2026/wordml/cei" xmlns:w16cex="http://schemas.microsoft.com/office/word/2018/wordml/cex" xmlns:w16cid="http://schemas.microsoft.com/office/word/2016/wordml/cid" xmlns:w16="http://schemas.microsoft.com/office/word/2018/wordml" xmlns:w16sdtdh="http://schemas.microsoft.com/office/word/2020/wordml/sdtdatahash" xmlns:w16sdtfl="http://schemas.microsoft.com/office/word/2024/wordml/sdtformatlock" xmlns:w16se="http://schemas.microsoft.com/office/word/2015/wordml/symex" xmlns:w16du="http://schemas.microsoft.com/office/word/2023/wordml/word16du" xmlns:wne="http://schemas.microsoft.com/office/word/2006/wordml" mc:Ignorable="w14 w15 w16se w16cid w16 w16cex w16sdtdh w16sdtfl w16du wp14">
   <w:sdt>
     <w:sdtPr>
       <w:id w:val="-2137708699"/>
@@ -9092,7 +9021,7 @@
 </file>
 
 <file path=word/numbering.xml><?xml version="1.0" encoding="utf-8"?>
-<w:numbering xmlns:wpc="http://schemas.microsoft.com/office/word/2010/wordprocessingCanvas" xmlns:cx="http://schemas.microsoft.com/office/drawing/2014/chartex" xmlns:cx1="http://schemas.microsoft.com/office/drawing/2015/9/8/chartex" xmlns:cx2="http://schemas.microsoft.com/office/drawing/2015/10/21/chartex" xmlns:cx3="http://schemas.microsoft.com/office/drawing/2016/5/9/chartex" xmlns:cx4="http://schemas.microsoft.com/office/drawing/2016/5/10/chartex" xmlns:cx5="http://schemas.microsoft.com/office/drawing/2016/5/11/chartex" xmlns:cx6="http://schemas.microsoft.com/office/drawing/2016/5/12/chartex" xmlns:cx7="http://schemas.microsoft.com/office/drawing/2016/5/13/chartex" xmlns:cx8="http://schemas.microsoft.com/office/drawing/2016/5/14/chartex" xmlns:mc="http://schemas.openxmlformats.org/markup-compatibility/2006" xmlns:aink="http://schemas.microsoft.com/office/drawing/2016/ink" xmlns:am3d="http://schemas.microsoft.com/office/drawing/2017/model3d" xmlns:o="urn:schemas-microsoft-com:office:office" xmlns:oel="http://schemas.microsoft.com/office/2019/extlst" xmlns:r="http://schemas.openxmlformats.org/officeDocument/2006/relationships" xmlns:m="http://schemas.openxmlformats.org/officeDocument/2006/math" xmlns:v="urn:schemas-microsoft-com:vml" xmlns:wp14="http://schemas.microsoft.com/office/word/2010/wordprocessingDrawing" xmlns:wp="http://schemas.openxmlformats.org/drawingml/2006/wordprocessingDrawing" xmlns:w10="urn:schemas-microsoft-com:office:word" xmlns:w="http://schemas.openxmlformats.org/wordprocessingml/2006/main" xmlns:w14="http://schemas.microsoft.com/office/word/2010/wordml" xmlns:w15="http://schemas.microsoft.com/office/word/2012/wordml" xmlns:w16cex="http://schemas.microsoft.com/office/word/2018/wordml/cex" xmlns:w16cid="http://schemas.microsoft.com/office/word/2016/wordml/cid" xmlns:w16="http://schemas.microsoft.com/office/word/2018/wordml" xmlns:w16du="http://schemas.microsoft.com/office/word/2023/wordml/word16du" xmlns:w16sdtdh="http://schemas.microsoft.com/office/word/2020/wordml/sdtdatahash" xmlns:w16sdtfl="http://schemas.microsoft.com/office/word/2024/wordml/sdtformatlock" xmlns:w16se="http://schemas.microsoft.com/office/word/2015/wordml/symex" xmlns:wpg="http://schemas.microsoft.com/office/word/2010/wordprocessingGroup" xmlns:wpi="http://schemas.microsoft.com/office/word/2010/wordprocessingInk" xmlns:wne="http://schemas.microsoft.com/office/word/2006/wordml" xmlns:wps="http://schemas.microsoft.com/office/word/2010/wordprocessingShape" mc:Ignorable="w14 w15 w16se w16cid w16 w16cex w16sdtdh w16sdtfl w16du wp14">
+<w:numbering xmlns:wpc="http://schemas.microsoft.com/office/word/2010/wordprocessingCanvas" xmlns:cx="http://schemas.microsoft.com/office/drawing/2014/chartex" xmlns:cx1="http://schemas.microsoft.com/office/drawing/2015/9/8/chartex" xmlns:cx2="http://schemas.microsoft.com/office/drawing/2015/10/21/chartex" xmlns:cx3="http://schemas.microsoft.com/office/drawing/2016/5/9/chartex" xmlns:cx4="http://schemas.microsoft.com/office/drawing/2016/5/10/chartex" xmlns:cx5="http://schemas.microsoft.com/office/drawing/2016/5/11/chartex" xmlns:cx6="http://schemas.microsoft.com/office/drawing/2016/5/12/chartex" xmlns:cx7="http://schemas.microsoft.com/office/drawing/2016/5/13/chartex" xmlns:cx8="http://schemas.microsoft.com/office/drawing/2016/5/14/chartex" xmlns:mc="http://schemas.openxmlformats.org/markup-compatibility/2006" xmlns:m="http://schemas.openxmlformats.org/officeDocument/2006/math" xmlns:aink="http://schemas.microsoft.com/office/drawing/2016/ink" xmlns:am3d="http://schemas.microsoft.com/office/drawing/2017/model3d" xmlns:oel="http://schemas.microsoft.com/office/2019/extlst" xmlns:r="http://schemas.openxmlformats.org/officeDocument/2006/relationships" xmlns:wp14="http://schemas.microsoft.com/office/word/2010/wordprocessingDrawing" xmlns:wp="http://schemas.openxmlformats.org/drawingml/2006/wordprocessingDrawing" xmlns:wpg="http://schemas.microsoft.com/office/word/2010/wordprocessingGroup" xmlns:wpi="http://schemas.microsoft.com/office/word/2010/wordprocessingInk" xmlns:wps="http://schemas.microsoft.com/office/word/2010/wordprocessingShape" xmlns:o="urn:schemas-microsoft-com:office:office" xmlns:v="urn:schemas-microsoft-com:vml" xmlns:w10="urn:schemas-microsoft-com:office:word" xmlns:w="http://schemas.openxmlformats.org/wordprocessingml/2006/main" xmlns:w14="http://schemas.microsoft.com/office/word/2010/wordml" xmlns:w15="http://schemas.microsoft.com/office/word/2012/wordml" xmlns:w16cei="http://schemas.microsoft.com/office/word/2026/wordml/cei" xmlns:w16cex="http://schemas.microsoft.com/office/word/2018/wordml/cex" xmlns:w16cid="http://schemas.microsoft.com/office/word/2016/wordml/cid" xmlns:w16="http://schemas.microsoft.com/office/word/2018/wordml" xmlns:w16sdtdh="http://schemas.microsoft.com/office/word/2020/wordml/sdtdatahash" xmlns:w16sdtfl="http://schemas.microsoft.com/office/word/2024/wordml/sdtformatlock" xmlns:w16se="http://schemas.microsoft.com/office/word/2015/wordml/symex" xmlns:w16du="http://schemas.microsoft.com/office/word/2023/wordml/word16du" xmlns:wne="http://schemas.microsoft.com/office/word/2006/wordml" mc:Ignorable="w14 w15 w16se w16cid w16 w16cex w16sdtdh w16sdtfl w16du wp14">
   <w:abstractNum w:abstractNumId="0" w15:restartNumberingAfterBreak="0">
     <w:nsid w:val="5CD515DB"/>
     <w:multiLevelType w:val="multilevel"/>
@@ -9401,7 +9330,7 @@
 </file>
 
 <file path=word/styles.xml><?xml version="1.0" encoding="utf-8"?>
-<w:styles xmlns:mc="http://schemas.openxmlformats.org/markup-compatibility/2006" xmlns:r="http://schemas.openxmlformats.org/officeDocument/2006/relationships" xmlns:w="http://schemas.openxmlformats.org/wordprocessingml/2006/main" xmlns:w14="http://schemas.microsoft.com/office/word/2010/wordml" xmlns:w15="http://schemas.microsoft.com/office/word/2012/wordml" xmlns:w16cex="http://schemas.microsoft.com/office/word/2018/wordml/cex" xmlns:w16cid="http://schemas.microsoft.com/office/word/2016/wordml/cid" xmlns:w16="http://schemas.microsoft.com/office/word/2018/wordml" xmlns:w16du="http://schemas.microsoft.com/office/word/2023/wordml/word16du" xmlns:w16sdtdh="http://schemas.microsoft.com/office/word/2020/wordml/sdtdatahash" xmlns:w16sdtfl="http://schemas.microsoft.com/office/word/2024/wordml/sdtformatlock" xmlns:w16se="http://schemas.microsoft.com/office/word/2015/wordml/symex" mc:Ignorable="w14 w15 w16se w16cid w16 w16cex w16sdtdh w16sdtfl w16du">
+<w:styles xmlns:mc="http://schemas.openxmlformats.org/markup-compatibility/2006" xmlns:r="http://schemas.openxmlformats.org/officeDocument/2006/relationships" xmlns:w="http://schemas.openxmlformats.org/wordprocessingml/2006/main" xmlns:w14="http://schemas.microsoft.com/office/word/2010/wordml" xmlns:w15="http://schemas.microsoft.com/office/word/2012/wordml" xmlns:w16cex="http://schemas.microsoft.com/office/word/2018/wordml/cex" xmlns:w16cid="http://schemas.microsoft.com/office/word/2016/wordml/cid" xmlns:w16="http://schemas.microsoft.com/office/word/2018/wordml" xmlns:w16sdtdh="http://schemas.microsoft.com/office/word/2020/wordml/sdtdatahash" xmlns:w16sdtfl="http://schemas.microsoft.com/office/word/2024/wordml/sdtformatlock" xmlns:w16se="http://schemas.microsoft.com/office/word/2015/wordml/symex" xmlns:w16du="http://schemas.microsoft.com/office/word/2023/wordml/word16du" mc:Ignorable="w14 w15 w16se w16cid w16 w16cex w16sdtdh w16sdtfl w16du">
   <w:docDefaults>
     <w:rPrDefault>
       <w:rPr>

--- a/src/content/bios/Kotaite-AA 2025.docx
+++ b/src/content/bios/Kotaite-AA 2025.docx
@@ -291,10 +291,10 @@
           <w:noProof/>
         </w:rPr>
         <w:drawing>
-          <wp:inline distT="0" distB="0" distL="0" distR="0" wp14:anchorId="0F5F873E" wp14:editId="426DAEB8">
-            <wp:extent cx="1775404" cy="2983092"/>
-            <wp:effectExtent l="0" t="0" r="3175" b="1905"/>
-            <wp:docPr id="1016469861" name="Afbeelding 1"/>
+          <wp:inline distT="0" distB="0" distL="0" distR="0" wp14:anchorId="2060ACB5" wp14:editId="66524D72">
+            <wp:extent cx="2536623" cy="3409479"/>
+            <wp:effectExtent l="0" t="0" r="3810" b="0"/>
+            <wp:docPr id="986240501" name="Afbeelding 1"/>
             <wp:cNvGraphicFramePr>
               <a:graphicFrameLocks xmlns:a="http://schemas.openxmlformats.org/drawingml/2006/main" noChangeAspect="1"/>
             </wp:cNvGraphicFramePr>
@@ -302,7 +302,7 @@
               <a:graphicData uri="http://schemas.openxmlformats.org/drawingml/2006/picture">
                 <pic:pic xmlns:pic="http://schemas.openxmlformats.org/drawingml/2006/picture">
                   <pic:nvPicPr>
-                    <pic:cNvPr id="1016469861" name=""/>
+                    <pic:cNvPr id="986240501" name=""/>
                     <pic:cNvPicPr/>
                   </pic:nvPicPr>
                   <pic:blipFill>
@@ -314,7 +314,7 @@
                   <pic:spPr>
                     <a:xfrm>
                       <a:off x="0" y="0"/>
-                      <a:ext cx="1801610" cy="3027123"/>
+                      <a:ext cx="2567749" cy="3451316"/>
                     </a:xfrm>
                     <a:prstGeom prst="rect">
                       <a:avLst/>
@@ -362,7 +362,37 @@
         <w:rPr>
           <w:rFonts w:cs="Times New Roman"/>
         </w:rPr>
-        <w:t>, 4 May 2004, ICAO, Department of Transportation Staff</w:t>
+        <w:t xml:space="preserve">, 4 May </w:t>
+      </w:r>
+      <w:r>
+        <w:rPr>
+          <w:rFonts w:cs="Times New Roman"/>
+        </w:rPr>
+        <w:t>1979</w:t>
+      </w:r>
+      <w:r>
+        <w:rPr>
+          <w:rFonts w:cs="Times New Roman"/>
+        </w:rPr>
+        <w:t>, ICAO</w:t>
+      </w:r>
+      <w:r>
+        <w:rPr>
+          <w:rFonts w:cs="Times New Roman"/>
+        </w:rPr>
+        <w:t xml:space="preserve"> Press Conference</w:t>
+      </w:r>
+      <w:r>
+        <w:rPr>
+          <w:rFonts w:cs="Times New Roman"/>
+        </w:rPr>
+        <w:t xml:space="preserve">, </w:t>
+      </w:r>
+      <w:r>
+        <w:rPr>
+          <w:rFonts w:cs="Times New Roman"/>
+        </w:rPr>
+        <w:t>Photo UN7720513</w:t>
       </w:r>
     </w:p>
     <w:p>
@@ -1139,7 +1169,15 @@
           <w:rFonts w:cs="Times New Roman"/>
           <w:lang w:val="en-US"/>
         </w:rPr>
-        <w:t xml:space="preserve"> work at ICAO combined his passions for international affairs and the law</w:t>
+        <w:t xml:space="preserve"> work at ICAO </w:t>
+      </w:r>
+      <w:r>
+        <w:rPr>
+          <w:rFonts w:cs="Times New Roman"/>
+          <w:lang w:val="en-US"/>
+        </w:rPr>
+        <w:lastRenderedPageBreak/>
+        <w:t>combined his passions for international affairs and the law</w:t>
       </w:r>
       <w:r>
         <w:rPr>
@@ -1181,15 +1219,7 @@
           <w:rFonts w:cs="Times New Roman"/>
           <w:lang w:val="en-US"/>
         </w:rPr>
-        <w:t xml:space="preserve">e </w:t>
-      </w:r>
-      <w:r>
-        <w:rPr>
-          <w:rFonts w:cs="Times New Roman"/>
-          <w:lang w:val="en-US"/>
-        </w:rPr>
-        <w:lastRenderedPageBreak/>
-        <w:t>took on the Vice-Presidentship of the ICAO Council</w:t>
+        <w:t>e took on the Vice-Presidentship of the ICAO Council</w:t>
       </w:r>
       <w:r>
         <w:rPr>
@@ -2495,7 +2525,15 @@
           <w:rFonts w:cs="Times New Roman"/>
           <w:lang w:val="en-US"/>
         </w:rPr>
-        <w:t xml:space="preserve"> transactional diplomatic style, </w:t>
+        <w:t xml:space="preserve"> </w:t>
+      </w:r>
+      <w:r>
+        <w:rPr>
+          <w:rFonts w:cs="Times New Roman"/>
+          <w:lang w:val="en-US"/>
+        </w:rPr>
+        <w:lastRenderedPageBreak/>
+        <w:t xml:space="preserve">transactional diplomatic style, </w:t>
       </w:r>
       <w:r>
         <w:rPr>
@@ -2546,15 +2584,7 @@
           <w:rFonts w:cs="Times New Roman"/>
           <w:lang w:val="en-US"/>
         </w:rPr>
-        <w:t xml:space="preserve">member states expressed </w:t>
-      </w:r>
-      <w:r>
-        <w:rPr>
-          <w:rFonts w:cs="Times New Roman"/>
-          <w:lang w:val="en-US"/>
-        </w:rPr>
-        <w:lastRenderedPageBreak/>
-        <w:t xml:space="preserve">concern over </w:t>
+        <w:t xml:space="preserve">member states expressed concern over </w:t>
       </w:r>
       <w:r>
         <w:rPr>
@@ -3814,7 +3844,15 @@
           <w:rFonts w:cs="Times New Roman"/>
           <w:lang w:val="en-US"/>
         </w:rPr>
-        <w:t xml:space="preserve"> brokered a territorial compromise that divided the contested airspace, ensuring economic benefits for both parties</w:t>
+        <w:t xml:space="preserve"> brokered a territorial compromise that divided the contested airspace, ensuring economic benefits for </w:t>
+      </w:r>
+      <w:r>
+        <w:rPr>
+          <w:rFonts w:cs="Times New Roman"/>
+          <w:lang w:val="en-US"/>
+        </w:rPr>
+        <w:lastRenderedPageBreak/>
+        <w:t>both parties</w:t>
       </w:r>
       <w:r>
         <w:rPr>
@@ -3842,15 +3880,7 @@
           <w:rFonts w:cs="Times New Roman"/>
           <w:lang w:val="en-US"/>
         </w:rPr>
-        <w:t xml:space="preserve"> later pursued similar diplomatic efforts to facilitate airspace agreements between North and South Korea, aiming to establish reciprocal overflight rights and open-air </w:t>
-      </w:r>
-      <w:r>
-        <w:rPr>
-          <w:rFonts w:cs="Times New Roman"/>
-          <w:lang w:val="en-US"/>
-        </w:rPr>
-        <w:lastRenderedPageBreak/>
-        <w:t xml:space="preserve">corridors. </w:t>
+        <w:t xml:space="preserve"> later pursued similar diplomatic efforts to facilitate airspace agreements between North and South Korea, aiming to establish reciprocal overflight rights and open-air corridors. </w:t>
       </w:r>
       <w:r>
         <w:rPr>
@@ -5130,7 +5160,15 @@
           <w:rFonts w:cs="Times New Roman"/>
           <w:lang w:val="en-US"/>
         </w:rPr>
-        <w:t xml:space="preserve"> embraced and supported initiatives spearheaded by the </w:t>
+        <w:t xml:space="preserve"> embraced and supported </w:t>
+      </w:r>
+      <w:r>
+        <w:rPr>
+          <w:rFonts w:cs="Times New Roman"/>
+          <w:lang w:val="en-US"/>
+        </w:rPr>
+        <w:lastRenderedPageBreak/>
+        <w:t xml:space="preserve">initiatives spearheaded by the </w:t>
       </w:r>
       <w:r>
         <w:rPr>
@@ -5189,15 +5227,7 @@
           <w:rFonts w:cs="Times New Roman"/>
           <w:lang w:val="en-US"/>
         </w:rPr>
-        <w:t xml:space="preserve">These efforts culminated in the establishment of a system designed to </w:t>
-      </w:r>
-      <w:r>
-        <w:rPr>
-          <w:rFonts w:cs="Times New Roman"/>
-          <w:lang w:val="en-US"/>
-        </w:rPr>
-        <w:lastRenderedPageBreak/>
-        <w:t xml:space="preserve">harmonize safety standards and provide for an oversight mechanism, which evolved into the Universal Safety Oversight Audit </w:t>
+        <w:t xml:space="preserve">These efforts culminated in the establishment of a system designed to harmonize safety standards and provide for an oversight mechanism, which evolved into the Universal Safety Oversight Audit </w:t>
       </w:r>
       <w:proofErr w:type="spellStart"/>
       <w:r>
@@ -5975,7 +6005,15 @@
           <w:rFonts w:cs="Times New Roman"/>
           <w:lang w:val="en-US"/>
         </w:rPr>
-        <w:t>such as counterterrorism, competition among industrial manufacturers of security and navigation equipment</w:t>
+        <w:t xml:space="preserve">such as counterterrorism, </w:t>
+      </w:r>
+      <w:r>
+        <w:rPr>
+          <w:rFonts w:cs="Times New Roman"/>
+          <w:lang w:val="en-US"/>
+        </w:rPr>
+        <w:lastRenderedPageBreak/>
+        <w:t>competition among industrial manufacturers of security and navigation equipment</w:t>
       </w:r>
       <w:r>
         <w:rPr>
@@ -6003,15 +6041,7 @@
           <w:rFonts w:cs="Times New Roman"/>
           <w:lang w:val="en-US"/>
         </w:rPr>
-        <w:t xml:space="preserve">his role often </w:t>
-      </w:r>
-      <w:r>
-        <w:rPr>
-          <w:rFonts w:cs="Times New Roman"/>
-          <w:lang w:val="en-US"/>
-        </w:rPr>
-        <w:lastRenderedPageBreak/>
-        <w:t>brought him into the heart of diplomatic disputes between states. As a result, his influence reached far beyond the technical realm</w:t>
+        <w:t>his role often brought him into the heart of diplomatic disputes between states. As a result, his influence reached far beyond the technical realm</w:t>
       </w:r>
       <w:r>
         <w:rPr>
@@ -7281,6 +7311,7 @@
           <w:rFonts w:cs="Times New Roman"/>
           <w:lang w:val="en-US"/>
         </w:rPr>
+        <w:lastRenderedPageBreak/>
         <w:t xml:space="preserve">In 2024 the ICAO Council paid tribute to </w:t>
       </w:r>
       <w:r>
@@ -7295,15 +7326,7 @@
           <w:rFonts w:cs="Times New Roman"/>
           <w:lang w:val="en-US"/>
         </w:rPr>
-        <w:t xml:space="preserve"> by naming its conference center in his honor. Further commemorating his contributions, a hall of honor at Rafic Hariri International Airport </w:t>
-      </w:r>
-      <w:r>
-        <w:rPr>
-          <w:rFonts w:cs="Times New Roman"/>
-          <w:lang w:val="en-US"/>
-        </w:rPr>
-        <w:lastRenderedPageBreak/>
-        <w:t xml:space="preserve">in Beirut was also dedicated to him. The Chairman of Middle East Airlines expressed profound appreciation for </w:t>
+        <w:t xml:space="preserve"> by naming its conference center in his honor. Further commemorating his contributions, a hall of honor at Rafic Hariri International Airport in Beirut was also dedicated to him. The Chairman of Middle East Airlines expressed profound appreciation for </w:t>
       </w:r>
       <w:r>
         <w:rPr>
